--- a/SP MASTER CV.docx
+++ b/SP MASTER CV.docx
@@ -622,6 +622,274 @@
           <w:szCs w:val="20"/>
           <w:lang w:val="fr-FR"/>
         </w:rPr>
+        <w:t>Latimers</w:t>
+      </w:r>
+      <w:r>
+        <w:rPr>
+          <w:rFonts w:ascii="LMRoman8" w:hAnsi="LMRoman8" w:cs="Times New Roman"/>
+          <w:color w:val="000000" w:themeColor="text1"/>
+          <w:sz w:val="20"/>
+          <w:szCs w:val="20"/>
+          <w:lang w:val="fr-FR"/>
+        </w:rPr>
+        <w:tab/>
+      </w:r>
+      <w:r>
+        <w:rPr>
+          <w:rFonts w:ascii="LMRoman8" w:hAnsi="LMRoman8" w:cs="Times New Roman"/>
+          <w:color w:val="000000" w:themeColor="text1"/>
+          <w:sz w:val="20"/>
+          <w:szCs w:val="20"/>
+          <w:lang w:val="fr-FR"/>
+        </w:rPr>
+        <w:tab/>
+      </w:r>
+      <w:r>
+        <w:rPr>
+          <w:rFonts w:ascii="LMRoman8" w:hAnsi="LMRoman8" w:cs="Times New Roman"/>
+          <w:color w:val="000000" w:themeColor="text1"/>
+          <w:sz w:val="20"/>
+          <w:szCs w:val="20"/>
+          <w:lang w:val="fr-FR"/>
+        </w:rPr>
+        <w:tab/>
+      </w:r>
+      <w:r>
+        <w:rPr>
+          <w:rFonts w:ascii="LMRoman8" w:hAnsi="LMRoman8" w:cs="Times New Roman"/>
+          <w:color w:val="000000" w:themeColor="text1"/>
+          <w:sz w:val="20"/>
+          <w:szCs w:val="20"/>
+          <w:lang w:val="fr-FR"/>
+        </w:rPr>
+        <w:tab/>
+      </w:r>
+      <w:r>
+        <w:rPr>
+          <w:rFonts w:ascii="LMRoman8" w:hAnsi="LMRoman8" w:cs="Times New Roman"/>
+          <w:color w:val="000000" w:themeColor="text1"/>
+          <w:sz w:val="20"/>
+          <w:szCs w:val="20"/>
+          <w:lang w:val="fr-FR"/>
+        </w:rPr>
+        <w:tab/>
+      </w:r>
+      <w:r>
+        <w:rPr>
+          <w:rFonts w:ascii="LMRoman8" w:hAnsi="LMRoman8" w:cs="Times New Roman"/>
+          <w:color w:val="000000" w:themeColor="text1"/>
+          <w:sz w:val="20"/>
+          <w:szCs w:val="20"/>
+          <w:lang w:val="fr-FR"/>
+        </w:rPr>
+        <w:tab/>
+      </w:r>
+      <w:r>
+        <w:rPr>
+          <w:rFonts w:ascii="LMRoman8" w:hAnsi="LMRoman8" w:cs="Times New Roman"/>
+          <w:color w:val="000000" w:themeColor="text1"/>
+          <w:sz w:val="20"/>
+          <w:szCs w:val="20"/>
+          <w:lang w:val="fr-FR"/>
+        </w:rPr>
+        <w:tab/>
+      </w:r>
+      <w:r>
+        <w:rPr>
+          <w:rFonts w:ascii="LMRoman8" w:hAnsi="LMRoman8" w:cs="Times New Roman"/>
+          <w:color w:val="000000" w:themeColor="text1"/>
+          <w:sz w:val="20"/>
+          <w:szCs w:val="20"/>
+          <w:lang w:val="fr-FR"/>
+        </w:rPr>
+        <w:tab/>
+        <w:t xml:space="preserve"> </w:t>
+      </w:r>
+      <w:r>
+        <w:rPr>
+          <w:rFonts w:ascii="LMRoman8" w:hAnsi="LMRoman8" w:cs="Times New Roman"/>
+          <w:color w:val="000000" w:themeColor="text1"/>
+          <w:sz w:val="20"/>
+          <w:szCs w:val="20"/>
+          <w:lang w:val="fr-FR"/>
+        </w:rPr>
+        <w:t xml:space="preserve">                  Romsey</w:t>
+      </w:r>
+      <w:r>
+        <w:rPr>
+          <w:rFonts w:ascii="LMRoman8" w:hAnsi="LMRoman8" w:cs="Times New Roman"/>
+          <w:color w:val="000000" w:themeColor="text1"/>
+          <w:sz w:val="20"/>
+          <w:szCs w:val="20"/>
+          <w:lang w:val="fr-FR"/>
+        </w:rPr>
+        <w:t xml:space="preserve">, UK             </w:t>
+      </w:r>
+    </w:p>
+    <w:p>
+      <w:pPr>
+        <w:rPr>
+          <w:rFonts w:ascii="LMRoman8" w:hAnsi="LMRoman8" w:cs="Times New Roman"/>
+          <w:b/>
+          <w:bCs/>
+          <w:color w:val="000000" w:themeColor="text1"/>
+          <w:sz w:val="20"/>
+          <w:szCs w:val="20"/>
+          <w:lang w:val="fr-FR"/>
+        </w:rPr>
+      </w:pPr>
+      <w:r>
+        <w:rPr>
+          <w:rFonts w:ascii="LMRoman8" w:hAnsi="LMRoman8" w:cs="Times New Roman"/>
+          <w:color w:val="000000" w:themeColor="text1"/>
+          <w:sz w:val="20"/>
+          <w:szCs w:val="20"/>
+          <w:lang w:val="fr-FR"/>
+        </w:rPr>
+        <w:t>Chef de Partie</w:t>
+      </w:r>
+      <w:r>
+        <w:rPr>
+          <w:rFonts w:ascii="LMRoman8" w:hAnsi="LMRoman8" w:cs="Times New Roman"/>
+          <w:color w:val="000000" w:themeColor="text1"/>
+          <w:sz w:val="20"/>
+          <w:szCs w:val="20"/>
+          <w:lang w:val="fr-FR"/>
+        </w:rPr>
+        <w:tab/>
+      </w:r>
+      <w:r>
+        <w:rPr>
+          <w:rFonts w:ascii="LMRoman8" w:hAnsi="LMRoman8" w:cs="Times New Roman"/>
+          <w:color w:val="000000" w:themeColor="text1"/>
+          <w:sz w:val="20"/>
+          <w:szCs w:val="20"/>
+          <w:lang w:val="fr-FR"/>
+        </w:rPr>
+        <w:tab/>
+      </w:r>
+      <w:r>
+        <w:rPr>
+          <w:rFonts w:ascii="LMRoman8" w:hAnsi="LMRoman8" w:cs="Times New Roman"/>
+          <w:color w:val="000000" w:themeColor="text1"/>
+          <w:sz w:val="20"/>
+          <w:szCs w:val="20"/>
+          <w:lang w:val="fr-FR"/>
+        </w:rPr>
+        <w:tab/>
+      </w:r>
+      <w:r>
+        <w:rPr>
+          <w:rFonts w:ascii="LMRoman8" w:hAnsi="LMRoman8" w:cs="Times New Roman"/>
+          <w:color w:val="000000" w:themeColor="text1"/>
+          <w:sz w:val="20"/>
+          <w:szCs w:val="20"/>
+          <w:lang w:val="fr-FR"/>
+        </w:rPr>
+        <w:tab/>
+      </w:r>
+      <w:r>
+        <w:rPr>
+          <w:rFonts w:ascii="LMRoman8" w:hAnsi="LMRoman8" w:cs="Times New Roman"/>
+          <w:color w:val="000000" w:themeColor="text1"/>
+          <w:sz w:val="20"/>
+          <w:szCs w:val="20"/>
+          <w:lang w:val="fr-FR"/>
+        </w:rPr>
+        <w:tab/>
+      </w:r>
+      <w:r>
+        <w:rPr>
+          <w:rFonts w:ascii="LMRoman8" w:hAnsi="LMRoman8" w:cs="Times New Roman"/>
+          <w:color w:val="000000" w:themeColor="text1"/>
+          <w:sz w:val="20"/>
+          <w:szCs w:val="20"/>
+          <w:lang w:val="fr-FR"/>
+        </w:rPr>
+        <w:tab/>
+      </w:r>
+      <w:r>
+        <w:rPr>
+          <w:rFonts w:ascii="LMRoman8" w:hAnsi="LMRoman8" w:cs="Times New Roman"/>
+          <w:color w:val="000000" w:themeColor="text1"/>
+          <w:sz w:val="20"/>
+          <w:szCs w:val="20"/>
+          <w:lang w:val="fr-FR"/>
+        </w:rPr>
+        <w:tab/>
+        <w:t xml:space="preserve">                             2026-Present</w:t>
+      </w:r>
+    </w:p>
+    <w:p>
+      <w:pPr>
+        <w:rPr>
+          <w:rFonts w:ascii="LMRoman8" w:hAnsi="LMRoman8" w:cs="Times New Roman"/>
+          <w:b/>
+          <w:bCs/>
+          <w:color w:val="000000" w:themeColor="text1"/>
+          <w:sz w:val="20"/>
+          <w:szCs w:val="20"/>
+          <w:lang w:val="fr-FR"/>
+        </w:rPr>
+      </w:pPr>
+    </w:p>
+    <w:p>
+      <w:pPr>
+        <w:pStyle w:val="ListParagraph"/>
+        <w:numPr>
+          <w:ilvl w:val="0"/>
+          <w:numId w:val="23"/>
+        </w:numPr>
+        <w:rPr>
+          <w:rFonts w:ascii="LMRoman8" w:hAnsi="LMRoman8" w:cs="Times New Roman"/>
+          <w:b/>
+          <w:bCs/>
+          <w:color w:val="000000" w:themeColor="text1"/>
+          <w:sz w:val="20"/>
+          <w:szCs w:val="20"/>
+        </w:rPr>
+      </w:pPr>
+      <w:r>
+        <w:rPr>
+          <w:rFonts w:ascii="LMRoman8" w:hAnsi="LMRoman8" w:cs="Times New Roman"/>
+          <w:color w:val="000000" w:themeColor="text1"/>
+          <w:sz w:val="20"/>
+          <w:szCs w:val="20"/>
+        </w:rPr>
+        <w:t>Prepared and presented high-quality dishes efficiently in a fast-paced kitchen, maintaining consistent portion control, food safety, and presentation standards.</w:t>
+      </w:r>
+    </w:p>
+    <w:p>
+      <w:pPr>
+        <w:ind w:left="360"/>
+        <w:rPr>
+          <w:rFonts w:ascii="LMRoman8" w:hAnsi="LMRoman8" w:cs="Times New Roman"/>
+          <w:b/>
+          <w:bCs/>
+          <w:color w:val="000000" w:themeColor="text1"/>
+          <w:sz w:val="20"/>
+          <w:szCs w:val="20"/>
+        </w:rPr>
+      </w:pPr>
+    </w:p>
+    <w:p>
+      <w:pPr>
+        <w:rPr>
+          <w:rFonts w:ascii="LMRoman8" w:hAnsi="LMRoman8" w:cs="Times New Roman"/>
+          <w:color w:val="000000" w:themeColor="text1"/>
+          <w:sz w:val="20"/>
+          <w:szCs w:val="20"/>
+        </w:rPr>
+      </w:pPr>
+      <w:r>
+        <w:rPr>
+          <w:rFonts w:ascii="LMRoman8" w:hAnsi="LMRoman8" w:cs="Times New Roman"/>
+          <w:b/>
+          <w:bCs/>
+          <w:color w:val="000000" w:themeColor="text1"/>
+          <w:sz w:val="20"/>
+          <w:szCs w:val="20"/>
+        </w:rPr>
         <w:t>Mustang Group</w:t>
       </w:r>
       <w:r>
@@ -630,7 +898,6 @@
           <w:color w:val="000000" w:themeColor="text1"/>
           <w:sz w:val="20"/>
           <w:szCs w:val="20"/>
-          <w:lang w:val="fr-FR"/>
         </w:rPr>
         <w:tab/>
       </w:r>
@@ -640,7 +907,6 @@
           <w:color w:val="000000" w:themeColor="text1"/>
           <w:sz w:val="20"/>
           <w:szCs w:val="20"/>
-          <w:lang w:val="fr-FR"/>
         </w:rPr>
         <w:tab/>
       </w:r>
@@ -650,7 +916,6 @@
           <w:color w:val="000000" w:themeColor="text1"/>
           <w:sz w:val="20"/>
           <w:szCs w:val="20"/>
-          <w:lang w:val="fr-FR"/>
         </w:rPr>
         <w:tab/>
       </w:r>
@@ -660,7 +925,6 @@
           <w:color w:val="000000" w:themeColor="text1"/>
           <w:sz w:val="20"/>
           <w:szCs w:val="20"/>
-          <w:lang w:val="fr-FR"/>
         </w:rPr>
         <w:tab/>
       </w:r>
@@ -670,7 +934,6 @@
           <w:color w:val="000000" w:themeColor="text1"/>
           <w:sz w:val="20"/>
           <w:szCs w:val="20"/>
-          <w:lang w:val="fr-FR"/>
         </w:rPr>
         <w:tab/>
       </w:r>
@@ -680,7 +943,6 @@
           <w:color w:val="000000" w:themeColor="text1"/>
           <w:sz w:val="20"/>
           <w:szCs w:val="20"/>
-          <w:lang w:val="fr-FR"/>
         </w:rPr>
         <w:tab/>
       </w:r>
@@ -690,7 +952,6 @@
           <w:color w:val="000000" w:themeColor="text1"/>
           <w:sz w:val="20"/>
           <w:szCs w:val="20"/>
-          <w:lang w:val="fr-FR"/>
         </w:rPr>
         <w:tab/>
       </w:r>
@@ -700,7 +961,6 @@
           <w:color w:val="000000" w:themeColor="text1"/>
           <w:sz w:val="20"/>
           <w:szCs w:val="20"/>
-          <w:lang w:val="fr-FR"/>
         </w:rPr>
         <w:tab/>
         <w:t xml:space="preserve"> Southampton, UK</w:t>
@@ -711,7 +971,6 @@
           <w:color w:val="000000" w:themeColor="text1"/>
           <w:sz w:val="20"/>
           <w:szCs w:val="20"/>
-          <w:lang w:val="fr-FR"/>
         </w:rPr>
         <w:t xml:space="preserve">             </w:t>
       </w:r>
@@ -3307,6 +3566,119 @@
     </w:lvl>
   </w:abstractNum>
   <w:abstractNum w:abstractNumId="14" w15:restartNumberingAfterBreak="0">
+    <w:nsid w:val="436F33E2"/>
+    <w:multiLevelType w:val="hybridMultilevel"/>
+    <w:tmpl w:val="48242296"/>
+    <w:lvl w:ilvl="0" w:tplc="08090001">
+      <w:start w:val="1"/>
+      <w:numFmt w:val="bullet"/>
+      <w:lvlText w:val=""/>
+      <w:lvlJc w:val="left"/>
+      <w:pPr>
+        <w:ind w:left="720" w:hanging="360"/>
+      </w:pPr>
+      <w:rPr>
+        <w:rFonts w:ascii="Symbol" w:hAnsi="Symbol" w:hint="default"/>
+      </w:rPr>
+    </w:lvl>
+    <w:lvl w:ilvl="1" w:tplc="08090003" w:tentative="1">
+      <w:start w:val="1"/>
+      <w:numFmt w:val="bullet"/>
+      <w:lvlText w:val="o"/>
+      <w:lvlJc w:val="left"/>
+      <w:pPr>
+        <w:ind w:left="1440" w:hanging="360"/>
+      </w:pPr>
+      <w:rPr>
+        <w:rFonts w:ascii="Courier New" w:hAnsi="Courier New" w:cs="Courier New" w:hint="default"/>
+      </w:rPr>
+    </w:lvl>
+    <w:lvl w:ilvl="2" w:tplc="08090005" w:tentative="1">
+      <w:start w:val="1"/>
+      <w:numFmt w:val="bullet"/>
+      <w:lvlText w:val=""/>
+      <w:lvlJc w:val="left"/>
+      <w:pPr>
+        <w:ind w:left="2160" w:hanging="360"/>
+      </w:pPr>
+      <w:rPr>
+        <w:rFonts w:ascii="Wingdings" w:hAnsi="Wingdings" w:hint="default"/>
+      </w:rPr>
+    </w:lvl>
+    <w:lvl w:ilvl="3" w:tplc="08090001" w:tentative="1">
+      <w:start w:val="1"/>
+      <w:numFmt w:val="bullet"/>
+      <w:lvlText w:val=""/>
+      <w:lvlJc w:val="left"/>
+      <w:pPr>
+        <w:ind w:left="2880" w:hanging="360"/>
+      </w:pPr>
+      <w:rPr>
+        <w:rFonts w:ascii="Symbol" w:hAnsi="Symbol" w:hint="default"/>
+      </w:rPr>
+    </w:lvl>
+    <w:lvl w:ilvl="4" w:tplc="08090003" w:tentative="1">
+      <w:start w:val="1"/>
+      <w:numFmt w:val="bullet"/>
+      <w:lvlText w:val="o"/>
+      <w:lvlJc w:val="left"/>
+      <w:pPr>
+        <w:ind w:left="3600" w:hanging="360"/>
+      </w:pPr>
+      <w:rPr>
+        <w:rFonts w:ascii="Courier New" w:hAnsi="Courier New" w:cs="Courier New" w:hint="default"/>
+      </w:rPr>
+    </w:lvl>
+    <w:lvl w:ilvl="5" w:tplc="08090005" w:tentative="1">
+      <w:start w:val="1"/>
+      <w:numFmt w:val="bullet"/>
+      <w:lvlText w:val=""/>
+      <w:lvlJc w:val="left"/>
+      <w:pPr>
+        <w:ind w:left="4320" w:hanging="360"/>
+      </w:pPr>
+      <w:rPr>
+        <w:rFonts w:ascii="Wingdings" w:hAnsi="Wingdings" w:hint="default"/>
+      </w:rPr>
+    </w:lvl>
+    <w:lvl w:ilvl="6" w:tplc="08090001" w:tentative="1">
+      <w:start w:val="1"/>
+      <w:numFmt w:val="bullet"/>
+      <w:lvlText w:val=""/>
+      <w:lvlJc w:val="left"/>
+      <w:pPr>
+        <w:ind w:left="5040" w:hanging="360"/>
+      </w:pPr>
+      <w:rPr>
+        <w:rFonts w:ascii="Symbol" w:hAnsi="Symbol" w:hint="default"/>
+      </w:rPr>
+    </w:lvl>
+    <w:lvl w:ilvl="7" w:tplc="08090003" w:tentative="1">
+      <w:start w:val="1"/>
+      <w:numFmt w:val="bullet"/>
+      <w:lvlText w:val="o"/>
+      <w:lvlJc w:val="left"/>
+      <w:pPr>
+        <w:ind w:left="5760" w:hanging="360"/>
+      </w:pPr>
+      <w:rPr>
+        <w:rFonts w:ascii="Courier New" w:hAnsi="Courier New" w:cs="Courier New" w:hint="default"/>
+      </w:rPr>
+    </w:lvl>
+    <w:lvl w:ilvl="8" w:tplc="08090005" w:tentative="1">
+      <w:start w:val="1"/>
+      <w:numFmt w:val="bullet"/>
+      <w:lvlText w:val=""/>
+      <w:lvlJc w:val="left"/>
+      <w:pPr>
+        <w:ind w:left="6480" w:hanging="360"/>
+      </w:pPr>
+      <w:rPr>
+        <w:rFonts w:ascii="Wingdings" w:hAnsi="Wingdings" w:hint="default"/>
+      </w:rPr>
+    </w:lvl>
+  </w:abstractNum>
+  <w:abstractNum w:abstractNumId="15" w15:restartNumberingAfterBreak="0">
     <w:nsid w:val="542D032D"/>
     <w:multiLevelType w:val="hybridMultilevel"/>
     <w:tmpl w:val="8AB4A9B4"/>
@@ -3421,7 +3793,7 @@
       </w:rPr>
     </w:lvl>
   </w:abstractNum>
-  <w:abstractNum w:abstractNumId="15" w15:restartNumberingAfterBreak="0">
+  <w:abstractNum w:abstractNumId="16" w15:restartNumberingAfterBreak="0">
     <w:nsid w:val="59B66F01"/>
     <w:multiLevelType w:val="hybridMultilevel"/>
     <w:tmpl w:val="80B62E64"/>
@@ -3534,7 +3906,7 @@
       </w:rPr>
     </w:lvl>
   </w:abstractNum>
-  <w:abstractNum w:abstractNumId="16" w15:restartNumberingAfterBreak="0">
+  <w:abstractNum w:abstractNumId="17" w15:restartNumberingAfterBreak="0">
     <w:nsid w:val="61030B19"/>
     <w:multiLevelType w:val="hybridMultilevel"/>
     <w:tmpl w:val="CCD46734"/>
@@ -3647,7 +4019,7 @@
       </w:rPr>
     </w:lvl>
   </w:abstractNum>
-  <w:abstractNum w:abstractNumId="17" w15:restartNumberingAfterBreak="0">
+  <w:abstractNum w:abstractNumId="18" w15:restartNumberingAfterBreak="0">
     <w:nsid w:val="620C30DF"/>
     <w:multiLevelType w:val="hybridMultilevel"/>
     <w:tmpl w:val="46907A68"/>
@@ -3760,7 +4132,7 @@
       </w:rPr>
     </w:lvl>
   </w:abstractNum>
-  <w:abstractNum w:abstractNumId="18" w15:restartNumberingAfterBreak="0">
+  <w:abstractNum w:abstractNumId="19" w15:restartNumberingAfterBreak="0">
     <w:nsid w:val="68D9202F"/>
     <w:multiLevelType w:val="hybridMultilevel"/>
     <w:tmpl w:val="AA782C44"/>
@@ -3873,7 +4245,7 @@
       </w:rPr>
     </w:lvl>
   </w:abstractNum>
-  <w:abstractNum w:abstractNumId="19" w15:restartNumberingAfterBreak="0">
+  <w:abstractNum w:abstractNumId="20" w15:restartNumberingAfterBreak="0">
     <w:nsid w:val="69663D1F"/>
     <w:multiLevelType w:val="hybridMultilevel"/>
     <w:tmpl w:val="0190708C"/>
@@ -3986,7 +4358,7 @@
       </w:rPr>
     </w:lvl>
   </w:abstractNum>
-  <w:abstractNum w:abstractNumId="20" w15:restartNumberingAfterBreak="0">
+  <w:abstractNum w:abstractNumId="21" w15:restartNumberingAfterBreak="0">
     <w:nsid w:val="733A5459"/>
     <w:multiLevelType w:val="hybridMultilevel"/>
     <w:tmpl w:val="239A2A6E"/>
@@ -4099,7 +4471,7 @@
       </w:rPr>
     </w:lvl>
   </w:abstractNum>
-  <w:abstractNum w:abstractNumId="21" w15:restartNumberingAfterBreak="0">
+  <w:abstractNum w:abstractNumId="22" w15:restartNumberingAfterBreak="0">
     <w:nsid w:val="793365CB"/>
     <w:multiLevelType w:val="hybridMultilevel"/>
     <w:tmpl w:val="CED2CEB8"/>
@@ -4228,16 +4600,16 @@
     <w:abstractNumId w:val="2"/>
   </w:num>
   <w:num w:numId="5" w16cid:durableId="824273212">
-    <w:abstractNumId w:val="17"/>
+    <w:abstractNumId w:val="18"/>
   </w:num>
   <w:num w:numId="6" w16cid:durableId="1316758758">
     <w:abstractNumId w:val="12"/>
   </w:num>
   <w:num w:numId="7" w16cid:durableId="1506506591">
-    <w:abstractNumId w:val="14"/>
+    <w:abstractNumId w:val="15"/>
   </w:num>
   <w:num w:numId="8" w16cid:durableId="953369220">
-    <w:abstractNumId w:val="20"/>
+    <w:abstractNumId w:val="21"/>
   </w:num>
   <w:num w:numId="9" w16cid:durableId="1138299402">
     <w:abstractNumId w:val="10"/>
@@ -4246,7 +4618,7 @@
     <w:abstractNumId w:val="5"/>
   </w:num>
   <w:num w:numId="11" w16cid:durableId="893009953">
-    <w:abstractNumId w:val="16"/>
+    <w:abstractNumId w:val="17"/>
   </w:num>
   <w:num w:numId="12" w16cid:durableId="2033024439">
     <w:abstractNumId w:val="11"/>
@@ -4258,16 +4630,16 @@
     <w:abstractNumId w:val="1"/>
   </w:num>
   <w:num w:numId="15" w16cid:durableId="1695232319">
-    <w:abstractNumId w:val="21"/>
+    <w:abstractNumId w:val="22"/>
   </w:num>
   <w:num w:numId="16" w16cid:durableId="1101149476">
-    <w:abstractNumId w:val="19"/>
+    <w:abstractNumId w:val="20"/>
   </w:num>
   <w:num w:numId="17" w16cid:durableId="1440685601">
     <w:abstractNumId w:val="6"/>
   </w:num>
   <w:num w:numId="18" w16cid:durableId="806433934">
-    <w:abstractNumId w:val="15"/>
+    <w:abstractNumId w:val="16"/>
   </w:num>
   <w:num w:numId="19" w16cid:durableId="2047829269">
     <w:abstractNumId w:val="7"/>
@@ -4279,7 +4651,10 @@
     <w:abstractNumId w:val="3"/>
   </w:num>
   <w:num w:numId="22" w16cid:durableId="943851432">
-    <w:abstractNumId w:val="18"/>
+    <w:abstractNumId w:val="19"/>
+  </w:num>
+  <w:num w:numId="23" w16cid:durableId="1277638434">
+    <w:abstractNumId w:val="14"/>
   </w:num>
 </w:numbering>
 </file>
@@ -4877,7 +5252,6 @@
   <w:style w:type="character" w:default="1" w:styleId="DefaultParagraphFont">
     <w:name w:val="Default Paragraph Font"/>
     <w:uiPriority w:val="1"/>
-    <w:semiHidden/>
     <w:unhideWhenUsed/>
   </w:style>
   <w:style w:type="table" w:default="1" w:styleId="TableNormal">
